--- a/브라질 변호사/4부/4부_3화_루아나의_등장.docx
+++ b/브라질 변호사/4부/4부_3화_루아나의_등장.docx
@@ -93,7 +93,7 @@
           <w:color w:val="555555"/>
           <w:sz w:val="22"/>
         </w:rPr>
-        <w:t>(Universidade Federal do Tapirá, campus da capital. Restaurante universitário, meio-dia. Fila comprida, bandejas de inox, o barulho de talheres. Luana Marques, vinte e dois anos, cabelo crespo preso num coque alto, mochila com um chaveiro da Constituição de bolso, senta com a bandeja numa mesa comprida. Thaís, colega de turma, de óculos grandes, e Igor, de camiseta de time, já comem.)</w:t>
+        <w:t>(Universidade Federal do Tapirá, campus da capital. Restaurante universitário, meio-dia. Fila comprida, bandejas de inox, o barulho de talheres. Luana Marques, vinte e seis anos, cabelo crespo preso num coque alto, mochila com um chaveiro da Constituição de bolso, senta com a bandeja numa mesa comprida. Thaís, colega de turma, de óculos grandes, e Igor, de camiseta de time, já comem.)</w:t>
       </w:r>
     </w:p>
     <w:p>
